--- a/Notes/2026-10-20-xloop-large-language-models-page-content-v1.docx
+++ b/Notes/2026-10-20-xloop-large-language-models-page-content-v1.docx
@@ -4785,18 +4785,7 @@
           <w:sz w:val="21"/>
           <w:szCs w:val="21"/>
         </w:rPr>
-        <w:t xml:space="preserve">Yes. Leading models handle many languages well. We test performance in your languages on your own content, and adapt prompts or fine tune where quality falls short. </w:t>
-      </w:r>
-      <w:r>
-        <w:rPr>
-          <w:rFonts w:ascii="Arial" w:cs="Arial" w:eastAsia="Arial" w:hAnsi="Arial"/>
-          <w:b/>
-          <w:bCs/>
-          <w:color w:val="B45309"/>
-          <w:sz w:val="21"/>
-          <w:szCs w:val="21"/>
-        </w:rPr>
-        <w:t xml:space="preserve">[CONFIRM: languages delivered on client work, for example Urdu or Arabic]</w:t>
+        <w:t xml:space="preserve">Yes. Leading models handle many languages well, and xServe, our AI ordering product, works in English, Urdu and Arabic. For your use case, we test performance in your languages on your own content, and adapt prompts or fine tune where quality falls short.</w:t>
       </w:r>
     </w:p>
     <w:p>

--- a/Notes/2026-10-20-xloop-large-language-models-page-content-v1.docx
+++ b/Notes/2026-10-20-xloop-large-language-models-page-content-v1.docx
@@ -620,7 +620,43 @@
                 <w:sz w:val="19"/>
                 <w:szCs w:val="19"/>
               </w:rPr>
-              <w:t xml:space="preserve">Service · FAQPage · BreadcrumbList</w:t>
+              <w:t xml:space="preserve">Service, with each service on this page as its own </w:t>
+            </w:r>
+            <w:r>
+              <w:rPr>
+                <w:rFonts w:ascii="Consolas" w:cs="Consolas" w:eastAsia="Consolas" w:hAnsi="Consolas"/>
+                <w:color w:val="1A1A1A"/>
+                <w:sz w:val="19"/>
+                <w:szCs w:val="19"/>
+              </w:rPr>
+              <w:t xml:space="preserve">Service</w:t>
+            </w:r>
+            <w:r>
+              <w:rPr>
+                <w:rFonts w:ascii="Arial" w:cs="Arial" w:eastAsia="Arial" w:hAnsi="Arial"/>
+                <w:color w:val="1A1A1A"/>
+                <w:sz w:val="19"/>
+                <w:szCs w:val="19"/>
+              </w:rPr>
+              <w:t xml:space="preserve"> entity in </w:t>
+            </w:r>
+            <w:r>
+              <w:rPr>
+                <w:rFonts w:ascii="Consolas" w:cs="Consolas" w:eastAsia="Consolas" w:hAnsi="Consolas"/>
+                <w:color w:val="1A1A1A"/>
+                <w:sz w:val="19"/>
+                <w:szCs w:val="19"/>
+              </w:rPr>
+              <w:t xml:space="preserve">hasOfferCatalog</w:t>
+            </w:r>
+            <w:r>
+              <w:rPr>
+                <w:rFonts w:ascii="Arial" w:cs="Arial" w:eastAsia="Arial" w:hAnsi="Arial"/>
+                <w:color w:val="1A1A1A"/>
+                <w:sz w:val="19"/>
+                <w:szCs w:val="19"/>
+              </w:rPr>
+              <w:t xml:space="preserve"> · FAQPage · BreadcrumbList</w:t>
             </w:r>
           </w:p>
         </w:tc>
@@ -653,6 +689,67 @@
                 <w:sz w:val="19"/>
                 <w:szCs w:val="19"/>
               </w:rPr>
+              <w:t xml:space="preserve">Visible "Last updated" date</w:t>
+            </w:r>
+          </w:p>
+        </w:tc>
+        <w:tc>
+          <w:tcPr>
+            <w:tcW w:type="dxa" w:w="7258"/>
+            <w:tcBorders>
+              <w:top w:val="single" w:color="D1D5DB" w:sz="4"/>
+              <w:left w:val="single" w:color="D1D5DB" w:sz="4"/>
+              <w:bottom w:val="single" w:color="D1D5DB" w:sz="4"/>
+              <w:right w:val="single" w:color="D1D5DB" w:sz="4"/>
+            </w:tcBorders>
+            <w:tcMar>
+              <w:top w:type="dxa" w:w="70"/>
+              <w:left w:type="dxa" w:w="110"/>
+              <w:bottom w:type="dxa" w:w="70"/>
+              <w:right w:type="dxa" w:w="110"/>
+            </w:tcMar>
+          </w:tcPr>
+          <w:p>
+            <w:r>
+              <w:rPr>
+                <w:rFonts w:ascii="Arial" w:cs="Arial" w:eastAsia="Arial" w:hAnsi="Arial"/>
+                <w:color w:val="1A1A1A"/>
+                <w:sz w:val="19"/>
+                <w:szCs w:val="19"/>
+              </w:rPr>
+              <w:t xml:space="preserve">Yes</w:t>
+            </w:r>
+          </w:p>
+        </w:tc>
+      </w:tr>
+      <w:tr>
+        <w:trPr>
+          <w:cantSplit/>
+        </w:trPr>
+        <w:tc>
+          <w:tcPr>
+            <w:tcW w:type="dxa" w:w="2822"/>
+            <w:tcBorders>
+              <w:top w:val="single" w:color="D1D5DB" w:sz="4"/>
+              <w:left w:val="single" w:color="D1D5DB" w:sz="4"/>
+              <w:bottom w:val="single" w:color="D1D5DB" w:sz="4"/>
+              <w:right w:val="single" w:color="D1D5DB" w:sz="4"/>
+            </w:tcBorders>
+            <w:tcMar>
+              <w:top w:type="dxa" w:w="70"/>
+              <w:left w:type="dxa" w:w="110"/>
+              <w:bottom w:type="dxa" w:w="70"/>
+              <w:right w:type="dxa" w:w="110"/>
+            </w:tcMar>
+          </w:tcPr>
+          <w:p>
+            <w:r>
+              <w:rPr>
+                <w:rFonts w:ascii="Arial" w:cs="Arial" w:eastAsia="Arial" w:hAnsi="Arial"/>
+                <w:color w:val="1A1A1A"/>
+                <w:sz w:val="19"/>
+                <w:szCs w:val="19"/>
+              </w:rPr>
               <w:t xml:space="preserve">Lead form heading</w:t>
             </w:r>
           </w:p>
@@ -832,7 +929,7 @@
           <w:sz w:val="21"/>
           <w:szCs w:val="21"/>
         </w:rPr>
-        <w:t xml:space="preserve"> Bring one use case. Our AI engineers will tell you which model approach fits, what data it needs and how we would build it.</w:t>
+        <w:t xml:space="preserve"> Bring one use case. Our AI engineers will tell you which model approach fits, what data it needs, how we would build it, and give you a straight answer in 30 minutes.</w:t>
       </w:r>
     </w:p>
     <w:p>
@@ -927,7 +1024,7 @@
           <w:sz w:val="21"/>
           <w:szCs w:val="21"/>
         </w:rPr>
-        <w:t xml:space="preserve">LLM development services choose, adapt and run large language models for a specific business use. The work covers testing models on your own tasks, connecting them to your data with retrieval (RAG), fine tuning where general models fall short, deploying them in the right environment, and monitoring accuracy and cost once they are live.</w:t>
+        <w:t xml:space="preserve">LLM development services choose, adapt and run large language models for a specific business use. The work covers testing models on your own tasks, connecting them to your data with retrieval (RAG), fine tuning where general models fall short, deploying them in the right environment, and monitoring accuracy and cost once they are live. xLoop runs this full lifecycle, from model choice to monitoring in production.</w:t>
       </w:r>
     </w:p>
     <w:p>
@@ -987,6 +1084,20 @@
           <w:szCs w:val="21"/>
         </w:rPr>
         <w:t xml:space="preserve"> LLM Challenges We Solve</w:t>
+      </w:r>
+    </w:p>
+    <w:p>
+      <w:pPr>
+        <w:spacing w:after="130" w:line="300"/>
+      </w:pPr>
+      <w:r>
+        <w:rPr>
+          <w:rFonts w:ascii="Arial" w:cs="Arial" w:eastAsia="Arial" w:hAnsi="Arial"/>
+          <w:color w:val="1A1A1A"/>
+          <w:sz w:val="21"/>
+          <w:szCs w:val="21"/>
+        </w:rPr>
+        <w:t xml:space="preserve">Most LLM projects run into the same five problems: choosing a model, fluent but wrong answers, data that can't leave your environment, costs that grow with usage, and missing domain knowledge.</w:t>
       </w:r>
     </w:p>
     <w:p>
@@ -1798,7 +1909,7 @@
           <w:sz w:val="21"/>
           <w:szCs w:val="21"/>
         </w:rPr>
-        <w:t xml:space="preserve">From choosing the model to running it in production.</w:t>
+        <w:t xml:space="preserve">xLoop's LLM services cover the full model lifecycle: model selection and evaluation, RAG, fine tuning, private and self hosted deployment, and LLMOps.</w:t>
       </w:r>
     </w:p>
     <w:p>
@@ -2488,7 +2599,7 @@
           <w:sz w:val="21"/>
           <w:szCs w:val="21"/>
         </w:rPr>
-        <w:t xml:space="preserve">Where the model runs decides what data it can see, what it costs and how much you control. Most enterprises use more than one option.</w:t>
+        <w:t xml:space="preserve">Most enterprises run sensitive use cases on a model through their own cloud provider, prototypes on public APIs, and strict data or high volume cases on self hosted models. Where the model runs decides what data it can see, what it costs and how much you control.</w:t>
       </w:r>
     </w:p>
     <w:p>
@@ -3279,6 +3390,20 @@
     </w:p>
     <w:p>
       <w:pPr>
+        <w:spacing w:after="130" w:line="300"/>
+      </w:pPr>
+      <w:r>
+        <w:rPr>
+          <w:rFonts w:ascii="Arial" w:cs="Arial" w:eastAsia="Arial" w:hAnsi="Arial"/>
+          <w:color w:val="1A1A1A"/>
+          <w:sz w:val="21"/>
+          <w:szCs w:val="21"/>
+        </w:rPr>
+        <w:t xml:space="preserve">LLM answers stay accurate when every change is measured against a test set, answers are grounded in your documents, output is validated, and people review what matters.</w:t>
+      </w:r>
+    </w:p>
+    <w:p>
+      <w:pPr>
         <w:pStyle w:val="ListParagraph"/>
         <w:numPr>
           <w:ilvl w:val="0"/>
@@ -3506,6 +3631,20 @@
           <w:szCs w:val="21"/>
         </w:rPr>
         <w:t xml:space="preserve"> LLM Solutions We've Delivered</w:t>
+      </w:r>
+    </w:p>
+    <w:p>
+      <w:pPr>
+        <w:spacing w:after="130" w:line="300"/>
+      </w:pPr>
+      <w:r>
+        <w:rPr>
+          <w:rFonts w:ascii="Arial" w:cs="Arial" w:eastAsia="Arial" w:hAnsi="Arial"/>
+          <w:color w:val="1A1A1A"/>
+          <w:sz w:val="21"/>
+          <w:szCs w:val="21"/>
+        </w:rPr>
+        <w:t xml:space="preserve">xLoop has language models in production for a leading asset manager in Pakistan and a Canadian healthcare platform.</w:t>
       </w:r>
     </w:p>
     <w:p>
@@ -4918,16 +5057,16 @@
           <w:sz w:val="21"/>
           <w:szCs w:val="21"/>
         </w:rPr>
-        <w:t xml:space="preserve">CTA:</w:t>
-      </w:r>
-      <w:r>
-        <w:rPr>
-          <w:rFonts w:ascii="Arial" w:cs="Arial" w:eastAsia="Arial" w:hAnsi="Arial"/>
-          <w:color w:val="1A1A1A"/>
-          <w:sz w:val="21"/>
-          <w:szCs w:val="21"/>
-        </w:rPr>
-        <w:t xml:space="preserve"> Book a 30 Minute AI Use Case Review →</w:t>
+        <w:t xml:space="preserve">Proof line (above the button):</w:t>
+      </w:r>
+      <w:r>
+        <w:rPr>
+          <w:rFonts w:ascii="Arial" w:cs="Arial" w:eastAsia="Arial" w:hAnsi="Arial"/>
+          <w:color w:val="1A1A1A"/>
+          <w:sz w:val="21"/>
+          <w:szCs w:val="21"/>
+        </w:rPr>
+        <w:t xml:space="preserve"> Language models in production for a healthcare platform and a leading asset manager, and in English, Urdu and Arabic through xServe.</w:t>
       </w:r>
     </w:p>
     <w:p>
@@ -4943,6 +5082,31 @@
           <w:sz w:val="21"/>
           <w:szCs w:val="21"/>
         </w:rPr>
+        <w:t xml:space="preserve">CTA:</w:t>
+      </w:r>
+      <w:r>
+        <w:rPr>
+          <w:rFonts w:ascii="Arial" w:cs="Arial" w:eastAsia="Arial" w:hAnsi="Arial"/>
+          <w:color w:val="1A1A1A"/>
+          <w:sz w:val="21"/>
+          <w:szCs w:val="21"/>
+        </w:rPr>
+        <w:t xml:space="preserve"> Book a 30 Minute AI Use Case Review →</w:t>
+      </w:r>
+    </w:p>
+    <w:p>
+      <w:pPr>
+        <w:spacing w:after="130" w:line="300"/>
+      </w:pPr>
+      <w:r>
+        <w:rPr>
+          <w:rFonts w:ascii="Arial" w:cs="Arial" w:eastAsia="Arial" w:hAnsi="Arial"/>
+          <w:b/>
+          <w:bCs/>
+          <w:color w:val="1A1A1A"/>
+          <w:sz w:val="21"/>
+          <w:szCs w:val="21"/>
+        </w:rPr>
         <w:t xml:space="preserve">Form fields:</w:t>
       </w:r>
       <w:r>
@@ -4952,7 +5116,23 @@
           <w:sz w:val="21"/>
           <w:szCs w:val="21"/>
         </w:rPr>
-        <w:t xml:space="preserve"> Name · Work email · Company · Role · Describe the use case in one line</w:t>
+        <w:t xml:space="preserve"> Name · Work email · Company · Describe the use case in one line</w:t>
+      </w:r>
+    </w:p>
+    <w:p>
+      <w:pPr>
+        <w:spacing w:after="120"/>
+      </w:pPr>
+      <w:r>
+        <w:rPr>
+          <w:rFonts w:ascii="Arial" w:cs="Arial" w:eastAsia="Arial" w:hAnsi="Arial"/>
+          <w:i/>
+          <w:iCs/>
+          <w:color w:val="6B7280"/>
+          <w:sz w:val="18"/>
+          <w:szCs w:val="18"/>
+        </w:rPr>
+        <w:t xml:space="preserve">Four fields only (27 Oct review). Role and size are asked on the call.</w:t>
       </w:r>
     </w:p>
     <w:p>
@@ -4984,7 +5164,7 @@
           <w:sz w:val="21"/>
           <w:szCs w:val="21"/>
         </w:rPr>
-        <w:t xml:space="preserve">Applied AI Solutions · Generative AI · AI Agents &amp; Autonomous Systems · Data &amp; AI Consulting · AI Security</w:t>
+        <w:t xml:space="preserve">All applied AI solutions (/services/applied-ai-solutions) · Generative AI applications and assistants (/services/generative-ai) · AI agent development (/services/ai-agents-and-autonomous-systems) · Data and AI consulting (/ai-consultancy) · AI security testing (/services/ai-security-service)</w:t>
       </w:r>
     </w:p>
     <w:p>
